--- a/小野町_引継ぎ_整理済/10_給付費等分析/小野町_第9期計画の見込みと実績の対比_20260909.docx
+++ b/小野町_引継ぎ_整理済/10_給付費等分析/小野町_第9期計画の見込みと実績の対比_20260909.docx
@@ -2259,12 +2259,17 @@
               <w:rPr>
                 <w:sz w:val="18"/>
               </w:rPr>
-              <w:t>町内施設。定員29人に対し受給者41.3人／月は町外分を含む</w:t>
+              <w:t>町内施設。**定員は令和2年度に29人から58人へ増えており、受給者41.3人／月は定員内である**（見える化Ｄ25）</w:t>
             </w:r>
           </w:p>
         </w:tc>
       </w:tr>
     </w:tbl>
+    <w:p>
+      <w:r>
+        <w:t>**町内の定員は、介護老人福祉施設54人、地域密着型介護老人福祉施設58人、認知症対応型共同生活介護98人である**（見える化システムＤ25・Ｄ26、令和7年度）。介護老人福祉施設は受給者68.9人／月が定員54人を14.9人上回っており、この差が町外の施設の利用にあたる。介護老人保健施設は町内に施設がなく、受給者28.6人／月はすべて町外である。</w:t>
+      </w:r>
+    </w:p>
     <w:p>
       <w:r>
         <w:rPr>
